--- a/t34_s5.docx
+++ b/t34_s5.docx
@@ -3,2348 +3,998 @@
 <w:document xmlns:wpc="http://schemas.microsoft.com/office/word/2010/wordprocessingCanvas" xmlns:mo="http://schemas.microsoft.com/office/mac/office/2008/main" xmlns:mc="http://schemas.openxmlformats.org/markup-compatibility/2006" xmlns:mv="urn:schemas-microsoft-com:mac:vml" xmlns:o="urn:schemas-microsoft-com:office:office" xmlns:r="http://schemas.openxmlformats.org/officeDocument/2006/relationships" xmlns:m="http://schemas.openxmlformats.org/officeDocument/2006/math" xmlns:v="urn:schemas-microsoft-com:vml" xmlns:wp14="http://schemas.microsoft.com/office/word/2010/wordprocessingDrawing" xmlns:wp="http://schemas.openxmlformats.org/drawingml/2006/wordprocessingDrawing" xmlns:w10="urn:schemas-microsoft-com:office:word" xmlns:w="http://schemas.openxmlformats.org/wordprocessingml/2006/main" xmlns:w14="http://schemas.microsoft.com/office/word/2010/wordml" xmlns:wpg="http://schemas.microsoft.com/office/word/2010/wordprocessingGroup" xmlns:wpi="http://schemas.microsoft.com/office/word/2010/wordprocessingInk" xmlns:wne="http://schemas.microsoft.com/office/word/2006/wordml" xmlns:wps="http://schemas.microsoft.com/office/word/2010/wordprocessingShape" mc:Ignorable="w14 wp14">
   <w:body>
     <w:p>
-      <w:pPr>
-        <w:spacing w:after="40" w:before="120"/>
-      </w:pPr>
       <w:r>
-        <w:rPr>
-          <w:b w:val="0"/>
-          <w:i w:val="0"/>
-          <w:sz w:val="22"/>
-        </w:rPr>
-        <w:t>Question: Select the word closest in meaning to 'Generous'.</w:t>
+        <w:t xml:space="preserve">Question: The Union Territory of India that is also called the "Union Territory of Peace" is:</w:t>
       </w:r>
     </w:p>
     <w:p>
-      <w:pPr>
-        <w:spacing w:after="0" w:before="0"/>
-      </w:pPr>
       <w:r>
-        <w:rPr>
-          <w:b w:val="0"/>
-          <w:i w:val="0"/>
-          <w:sz w:val="22"/>
-        </w:rPr>
-        <w:t>(a) Selfish</w:t>
+        <w:t xml:space="preserve">(a) Puducherry</w:t>
       </w:r>
     </w:p>
     <w:p>
-      <w:pPr>
-        <w:spacing w:after="0" w:before="0"/>
-      </w:pPr>
       <w:r>
-        <w:rPr>
-          <w:b w:val="0"/>
-          <w:i w:val="0"/>
-          <w:sz w:val="22"/>
-        </w:rPr>
-        <w:t>(b) Bountiful</w:t>
+        <w:t xml:space="preserve">(b) Chandigarh</w:t>
       </w:r>
     </w:p>
     <w:p>
-      <w:pPr>
-        <w:spacing w:after="0" w:before="0"/>
-      </w:pPr>
       <w:r>
-        <w:rPr>
-          <w:b w:val="0"/>
-          <w:i w:val="0"/>
-          <w:sz w:val="22"/>
-        </w:rPr>
-        <w:t>(c) Miserly</w:t>
+        <w:t xml:space="preserve">(c) Lakshadweep</w:t>
       </w:r>
     </w:p>
     <w:p>
-      <w:pPr>
-        <w:spacing w:after="0" w:before="0"/>
-      </w:pPr>
       <w:r>
-        <w:rPr>
-          <w:b w:val="0"/>
-          <w:i w:val="0"/>
-          <w:sz w:val="22"/>
-        </w:rPr>
-        <w:t>(d) Greedy</w:t>
+        <w:t xml:space="preserve">(d) Andaman and Nicobar</w:t>
       </w:r>
     </w:p>
     <w:p>
-      <w:pPr>
-        <w:spacing w:after="0" w:before="40"/>
-      </w:pPr>
       <w:r>
-        <w:rPr>
-          <w:b/>
-          <w:i w:val="0"/>
-          <w:sz w:val="22"/>
-        </w:rPr>
-        <w:t>Answer: b</w:t>
+        <w:t xml:space="preserve">Answer: a</w:t>
       </w:r>
     </w:p>
     <w:p>
-      <w:pPr>
-        <w:spacing w:after="0" w:before="0"/>
-      </w:pPr>
       <w:r>
-        <w:rPr>
-          <w:b w:val="0"/>
-          <w:i w:val="0"/>
-          <w:sz w:val="21"/>
-        </w:rPr>
-        <w:t>Solution: 'Generous' means giving freely and abundantly, so 'bountiful' is the closest synonym. Selfish, miserly, and greedy are antonyms.</w:t>
+        <w:t xml:space="preserve">Solution: Puducherry means "new town" and is sometimes poetically called the "Union Territory of Peace." It was a French colony until 1954.</w:t>
       </w:r>
     </w:p>
     <w:p>
-      <w:pPr>
-        <w:spacing w:after="0" w:before="0"/>
-      </w:pPr>
       <w:r>
-        <w:rPr>
-          <w:b w:val="0"/>
-          <w:i w:val="0"/>
-          <w:sz w:val="20"/>
-        </w:rPr>
-        <w:t>Positive Marks: 1</w:t>
+        <w:t xml:space="preserve">Positive Marks: 1</w:t>
       </w:r>
     </w:p>
     <w:p>
-      <w:pPr>
-        <w:spacing w:after="160" w:before="0"/>
-      </w:pPr>
       <w:r>
-        <w:rPr>
-          <w:b w:val="0"/>
-          <w:i w:val="0"/>
-          <w:sz w:val="20"/>
-        </w:rPr>
-        <w:t>Negative Marks: 0.25</w:t>
+        <w:t xml:space="preserve">Negative Marks: 0.25</w:t>
       </w:r>
     </w:p>
     <w:p>
-      <w:pPr>
-        <w:spacing w:after="40" w:before="120"/>
-      </w:pPr>
       <w:r>
-        <w:rPr>
-          <w:b w:val="0"/>
-          <w:i w:val="0"/>
-          <w:sz w:val="22"/>
-        </w:rPr>
-        <w:t>Question: Which of the following words is spelled correctly?</w:t>
+        <w:t xml:space="preserve"/>
       </w:r>
     </w:p>
     <w:p>
-      <w:pPr>
-        <w:spacing w:after="0" w:before="0"/>
-      </w:pPr>
       <w:r>
-        <w:rPr>
-          <w:b w:val="0"/>
-          <w:i w:val="0"/>
-          <w:sz w:val="22"/>
-        </w:rPr>
-        <w:t>(a) Acommodate</w:t>
+        <w:t xml:space="preserve">Question: Which of the following is the largest desert in the world?</w:t>
       </w:r>
     </w:p>
     <w:p>
-      <w:pPr>
-        <w:spacing w:after="0" w:before="0"/>
-      </w:pPr>
       <w:r>
-        <w:rPr>
-          <w:b w:val="0"/>
-          <w:i w:val="0"/>
-          <w:sz w:val="22"/>
-        </w:rPr>
-        <w:t>(b) Accommodate</w:t>
+        <w:t xml:space="preserve">(a) Sahara Desert</w:t>
       </w:r>
     </w:p>
     <w:p>
-      <w:pPr>
-        <w:spacing w:after="0" w:before="0"/>
-      </w:pPr>
       <w:r>
-        <w:rPr>
-          <w:b w:val="0"/>
-          <w:i w:val="0"/>
-          <w:sz w:val="22"/>
-        </w:rPr>
-        <w:t>(c) Acomodate</w:t>
+        <w:t xml:space="preserve">(b) Thar Desert</w:t>
       </w:r>
     </w:p>
     <w:p>
-      <w:pPr>
-        <w:spacing w:after="0" w:before="0"/>
-      </w:pPr>
       <w:r>
-        <w:rPr>
-          <w:b w:val="0"/>
-          <w:i w:val="0"/>
-          <w:sz w:val="22"/>
-        </w:rPr>
-        <w:t>(d) Accomodate</w:t>
+        <w:t xml:space="preserve">(c) Gobi Desert</w:t>
       </w:r>
     </w:p>
     <w:p>
-      <w:pPr>
-        <w:spacing w:after="0" w:before="40"/>
-      </w:pPr>
       <w:r>
-        <w:rPr>
-          <w:b/>
-          <w:i w:val="0"/>
-          <w:sz w:val="22"/>
-        </w:rPr>
-        <w:t>Answer: b</w:t>
+        <w:t xml:space="preserve">(d) Kalahari Desert</w:t>
       </w:r>
     </w:p>
     <w:p>
-      <w:pPr>
-        <w:spacing w:after="0" w:before="0"/>
-      </w:pPr>
       <w:r>
-        <w:rPr>
-          <w:b w:val="0"/>
-          <w:i w:val="0"/>
-          <w:sz w:val="21"/>
-        </w:rPr>
-        <w:t>Solution: 'Accommodate' is the correct spelling with two 'c's and two 'm's. The other options miss or swap letters.</w:t>
+        <w:t xml:space="preserve">Answer: a</w:t>
       </w:r>
     </w:p>
     <w:p>
-      <w:pPr>
-        <w:spacing w:after="0" w:before="0"/>
-      </w:pPr>
       <w:r>
-        <w:rPr>
-          <w:b w:val="0"/>
-          <w:i w:val="0"/>
-          <w:sz w:val="20"/>
-        </w:rPr>
-        <w:t>Positive Marks: 1</w:t>
+        <w:t xml:space="preserve">Solution: The Sahara in North Africa is the largest hot desert, covering about 9.2 million sq km — nearly the size of the United States.</w:t>
       </w:r>
     </w:p>
     <w:p>
-      <w:pPr>
-        <w:spacing w:after="160" w:before="0"/>
-      </w:pPr>
       <w:r>
-        <w:rPr>
-          <w:b w:val="0"/>
-          <w:i w:val="0"/>
-          <w:sz w:val="20"/>
-        </w:rPr>
-        <w:t>Negative Marks: 0.25</w:t>
+        <w:t xml:space="preserve">Positive Marks: 1</w:t>
       </w:r>
     </w:p>
     <w:p>
-      <w:pPr>
-        <w:spacing w:after="40" w:before="120"/>
-      </w:pPr>
       <w:r>
-        <w:rPr>
-          <w:b w:val="0"/>
-          <w:i w:val="0"/>
-          <w:sz w:val="22"/>
-        </w:rPr>
-        <w:t>Question: Fill in the blank with the correct preposition: 'The nurse is married ______ a surgeon.'</w:t>
+        <w:t xml:space="preserve">Negative Marks: 0.25</w:t>
       </w:r>
     </w:p>
     <w:p>
-      <w:pPr>
-        <w:spacing w:after="0" w:before="0"/>
-      </w:pPr>
       <w:r>
-        <w:rPr>
-          <w:b w:val="0"/>
-          <w:i w:val="0"/>
-          <w:sz w:val="22"/>
-        </w:rPr>
-        <w:t>(a) with</w:t>
+        <w:t xml:space="preserve"/>
       </w:r>
     </w:p>
     <w:p>
-      <w:pPr>
-        <w:spacing w:after="0" w:before="0"/>
-      </w:pPr>
       <w:r>
-        <w:rPr>
-          <w:b w:val="0"/>
-          <w:i w:val="0"/>
-          <w:sz w:val="22"/>
-        </w:rPr>
-        <w:t>(b) to</w:t>
+        <w:t xml:space="preserve">Question: The average of 5 numbers is 20. If one number is 30, what is the sum of the other four?</w:t>
       </w:r>
     </w:p>
     <w:p>
-      <w:pPr>
-        <w:spacing w:after="0" w:before="0"/>
-      </w:pPr>
       <w:r>
-        <w:rPr>
-          <w:b w:val="0"/>
-          <w:i w:val="0"/>
-          <w:sz w:val="22"/>
-        </w:rPr>
-        <w:t>(c) from</w:t>
+        <w:t xml:space="preserve">(a) 70</w:t>
       </w:r>
     </w:p>
     <w:p>
-      <w:pPr>
-        <w:spacing w:after="0" w:before="0"/>
-      </w:pPr>
       <w:r>
-        <w:rPr>
-          <w:b w:val="0"/>
-          <w:i w:val="0"/>
-          <w:sz w:val="22"/>
-        </w:rPr>
-        <w:t>(d) on</w:t>
+        <w:t xml:space="preserve">(b) 100</w:t>
       </w:r>
     </w:p>
     <w:p>
-      <w:pPr>
-        <w:spacing w:after="0" w:before="40"/>
-      </w:pPr>
       <w:r>
-        <w:rPr>
-          <w:b/>
-          <w:i w:val="0"/>
-          <w:sz w:val="22"/>
-        </w:rPr>
-        <w:t>Answer: b</w:t>
+        <w:t xml:space="preserve">(c) 80</w:t>
       </w:r>
     </w:p>
     <w:p>
-      <w:pPr>
-        <w:spacing w:after="0" w:before="0"/>
-      </w:pPr>
       <w:r>
-        <w:rPr>
-          <w:b w:val="0"/>
-          <w:i w:val="0"/>
-          <w:sz w:val="21"/>
-        </w:rPr>
-        <w:t>Solution: The correct preposition after 'married' is 'to' (married to someone). 'With' is incorrect for marriage; 'from' and 'on' do not fit.</w:t>
+        <w:t xml:space="preserve">(d) 90</w:t>
       </w:r>
     </w:p>
     <w:p>
-      <w:pPr>
-        <w:spacing w:after="0" w:before="0"/>
-      </w:pPr>
       <w:r>
-        <w:rPr>
-          <w:b w:val="0"/>
-          <w:i w:val="0"/>
-          <w:sz w:val="20"/>
-        </w:rPr>
-        <w:t>Positive Marks: 1</w:t>
+        <w:t xml:space="preserve">Answer: a</w:t>
       </w:r>
     </w:p>
     <w:p>
-      <w:pPr>
-        <w:spacing w:after="160" w:before="0"/>
-      </w:pPr>
       <w:r>
-        <w:rPr>
-          <w:b w:val="0"/>
-          <w:i w:val="0"/>
-          <w:sz w:val="20"/>
-        </w:rPr>
-        <w:t>Negative Marks: 0.25</w:t>
+        <w:t xml:space="preserve">Solution: Total = 5 × 20 = 100. Other four sum = 100 − 30 = 70.</w:t>
       </w:r>
     </w:p>
     <w:p>
-      <w:pPr>
-        <w:spacing w:after="40" w:before="120"/>
-      </w:pPr>
       <w:r>
-        <w:rPr>
-          <w:b w:val="0"/>
-          <w:i w:val="0"/>
-          <w:sz w:val="22"/>
-        </w:rPr>
-        <w:t>Question: Choose the one-word substitute for: 'A person who always expects the best and looks on the bright side.'</w:t>
+        <w:t xml:space="preserve">Positive Marks: 1</w:t>
       </w:r>
     </w:p>
     <w:p>
-      <w:pPr>
-        <w:spacing w:after="0" w:before="0"/>
-      </w:pPr>
       <w:r>
-        <w:rPr>
-          <w:b w:val="0"/>
-          <w:i w:val="0"/>
-          <w:sz w:val="22"/>
-        </w:rPr>
-        <w:t>(a) Optimist</w:t>
+        <w:t xml:space="preserve">Negative Marks: 0.25</w:t>
       </w:r>
     </w:p>
     <w:p>
-      <w:pPr>
-        <w:spacing w:after="0" w:before="0"/>
-      </w:pPr>
       <w:r>
-        <w:rPr>
-          <w:b w:val="0"/>
-          <w:i w:val="0"/>
-          <w:sz w:val="22"/>
-        </w:rPr>
-        <w:t>(b) Pessimist</w:t>
+        <w:t xml:space="preserve"/>
       </w:r>
     </w:p>
     <w:p>
-      <w:pPr>
-        <w:spacing w:after="0" w:before="0"/>
-      </w:pPr>
       <w:r>
-        <w:rPr>
-          <w:b w:val="0"/>
-          <w:i w:val="0"/>
-          <w:sz w:val="22"/>
-        </w:rPr>
-        <w:t>(c) Realist</w:t>
+        <w:t xml:space="preserve">Question: Which of the following is the brain of the computer?</w:t>
       </w:r>
     </w:p>
     <w:p>
-      <w:pPr>
-        <w:spacing w:after="0" w:before="0"/>
-      </w:pPr>
       <w:r>
-        <w:rPr>
-          <w:b w:val="0"/>
-          <w:i w:val="0"/>
-          <w:sz w:val="22"/>
-        </w:rPr>
-        <w:t>(d) Opportunist</w:t>
+        <w:t xml:space="preserve">(a) CPU</w:t>
       </w:r>
     </w:p>
     <w:p>
-      <w:pPr>
-        <w:spacing w:after="0" w:before="40"/>
-      </w:pPr>
       <w:r>
-        <w:rPr>
-          <w:b/>
-          <w:i w:val="0"/>
-          <w:sz w:val="22"/>
-        </w:rPr>
-        <w:t>Answer: a</w:t>
+        <w:t xml:space="preserve">(b) Monitor</w:t>
       </w:r>
     </w:p>
     <w:p>
-      <w:pPr>
-        <w:spacing w:after="0" w:before="0"/>
-      </w:pPr>
       <w:r>
-        <w:rPr>
-          <w:b w:val="0"/>
-          <w:i w:val="0"/>
-          <w:sz w:val="21"/>
-        </w:rPr>
-        <w:t>Solution: An optimist always expects the best outcome and sees the bright side. A pessimist expects the worst, a realist views things as they are, and an opportunist seizes advantages.</w:t>
+        <w:t xml:space="preserve">(c) Keyboard</w:t>
       </w:r>
     </w:p>
     <w:p>
-      <w:pPr>
-        <w:spacing w:after="0" w:before="0"/>
-      </w:pPr>
       <w:r>
-        <w:rPr>
-          <w:b w:val="0"/>
-          <w:i w:val="0"/>
-          <w:sz w:val="20"/>
-        </w:rPr>
-        <w:t>Positive Marks: 1</w:t>
+        <w:t xml:space="preserve">(d) Mouse</w:t>
       </w:r>
     </w:p>
     <w:p>
-      <w:pPr>
-        <w:spacing w:after="160" w:before="0"/>
-      </w:pPr>
       <w:r>
-        <w:rPr>
-          <w:b w:val="0"/>
-          <w:i w:val="0"/>
-          <w:sz w:val="20"/>
-        </w:rPr>
-        <w:t>Negative Marks: 0.25</w:t>
+        <w:t xml:space="preserve">Answer: a</w:t>
       </w:r>
     </w:p>
     <w:p>
-      <w:pPr>
-        <w:spacing w:after="40" w:before="120"/>
-      </w:pPr>
       <w:r>
-        <w:rPr>
-          <w:b w:val="0"/>
-          <w:i w:val="0"/>
-          <w:sz w:val="22"/>
-        </w:rPr>
-        <w:t>Question: What is the meaning of the idiom 'to bite the dust'?</w:t>
+        <w:t xml:space="preserve">Solution: The CPU (Central Processing Unit) is called the brain of the computer — it executes instructions and processes data.</w:t>
       </w:r>
     </w:p>
     <w:p>
-      <w:pPr>
-        <w:spacing w:after="0" w:before="0"/>
-      </w:pPr>
       <w:r>
-        <w:rPr>
-          <w:b w:val="0"/>
-          <w:i w:val="0"/>
-          <w:sz w:val="22"/>
-        </w:rPr>
-        <w:t>(a) To eat quickly</w:t>
+        <w:t xml:space="preserve">Positive Marks: 1</w:t>
       </w:r>
     </w:p>
     <w:p>
-      <w:pPr>
-        <w:spacing w:after="0" w:before="0"/>
-      </w:pPr>
       <w:r>
-        <w:rPr>
-          <w:b w:val="0"/>
-          <w:i w:val="0"/>
-          <w:sz w:val="22"/>
-        </w:rPr>
-        <w:t>(b) To fail or be defeated</w:t>
+        <w:t xml:space="preserve">Negative Marks: 0.25</w:t>
       </w:r>
     </w:p>
     <w:p>
-      <w:pPr>
-        <w:spacing w:after="0" w:before="0"/>
-      </w:pPr>
       <w:r>
-        <w:rPr>
-          <w:b w:val="0"/>
-          <w:i w:val="0"/>
-          <w:sz w:val="22"/>
-        </w:rPr>
-        <w:t>(c) To clean thoroughly</w:t>
+        <w:t xml:space="preserve"/>
       </w:r>
     </w:p>
     <w:p>
-      <w:pPr>
-        <w:spacing w:after="0" w:before="0"/>
-      </w:pPr>
       <w:r>
-        <w:rPr>
-          <w:b w:val="0"/>
-          <w:i w:val="0"/>
-          <w:sz w:val="22"/>
-        </w:rPr>
-        <w:t>(d) To enjoy a meal</w:t>
+        <w:t xml:space="preserve">Question: The Dandi March (Salt Satyagraha) was led by:</w:t>
       </w:r>
     </w:p>
     <w:p>
-      <w:pPr>
-        <w:spacing w:after="0" w:before="40"/>
-      </w:pPr>
       <w:r>
-        <w:rPr>
-          <w:b/>
-          <w:i w:val="0"/>
-          <w:sz w:val="22"/>
-        </w:rPr>
-        <w:t>Answer: b</w:t>
+        <w:t xml:space="preserve">(a) Mahatma Gandhi</w:t>
       </w:r>
     </w:p>
     <w:p>
-      <w:pPr>
-        <w:spacing w:after="0" w:before="0"/>
-      </w:pPr>
       <w:r>
-        <w:rPr>
-          <w:b w:val="0"/>
-          <w:i w:val="0"/>
-          <w:sz w:val="21"/>
-        </w:rPr>
-        <w:t>Solution: 'To bite the dust' means to fail, be defeated, or die. It does not literally refer to eating.</w:t>
+        <w:t xml:space="preserve">(b) Jawaharlal Nehru</w:t>
       </w:r>
     </w:p>
     <w:p>
-      <w:pPr>
-        <w:spacing w:after="0" w:before="0"/>
-      </w:pPr>
       <w:r>
-        <w:rPr>
-          <w:b w:val="0"/>
-          <w:i w:val="0"/>
-          <w:sz w:val="20"/>
-        </w:rPr>
-        <w:t>Positive Marks: 1</w:t>
+        <w:t xml:space="preserve">(c) Subhas Chandra Bose</w:t>
       </w:r>
     </w:p>
     <w:p>
-      <w:pPr>
-        <w:spacing w:after="160" w:before="0"/>
-      </w:pPr>
       <w:r>
-        <w:rPr>
-          <w:b w:val="0"/>
-          <w:i w:val="0"/>
-          <w:sz w:val="20"/>
-        </w:rPr>
-        <w:t>Negative Marks: 0.25</w:t>
+        <w:t xml:space="preserve">(d) Sardar Patel</w:t>
       </w:r>
     </w:p>
     <w:p>
-      <w:pPr>
-        <w:spacing w:after="40" w:before="120"/>
-      </w:pPr>
       <w:r>
-        <w:rPr>
-          <w:b w:val="0"/>
-          <w:i w:val="0"/>
-          <w:sz w:val="22"/>
-        </w:rPr>
-        <w:t>Question: Change into passive voice: 'She has written a letter to the hospital administrator.'</w:t>
+        <w:t xml:space="preserve">Answer: a</w:t>
       </w:r>
     </w:p>
     <w:p>
-      <w:pPr>
-        <w:spacing w:after="0" w:before="0"/>
-      </w:pPr>
       <w:r>
-        <w:rPr>
-          <w:b w:val="0"/>
-          <w:i w:val="0"/>
-          <w:sz w:val="22"/>
-        </w:rPr>
-        <w:t>(a) A letter has been written to the hospital administrator by her</w:t>
+        <w:t xml:space="preserve">Solution: Mahatma Gandhi led the Dandi March in 1930, walking 240 miles to the sea to make salt in defiance of the British salt tax.</w:t>
       </w:r>
     </w:p>
     <w:p>
-      <w:pPr>
-        <w:spacing w:after="0" w:before="0"/>
-      </w:pPr>
       <w:r>
-        <w:rPr>
-          <w:b w:val="0"/>
-          <w:i w:val="0"/>
-          <w:sz w:val="22"/>
-        </w:rPr>
-        <w:t>(b) A letter have been written to the hospital administrator by her</w:t>
+        <w:t xml:space="preserve">Positive Marks: 1</w:t>
       </w:r>
     </w:p>
     <w:p>
-      <w:pPr>
-        <w:spacing w:after="0" w:before="0"/>
-      </w:pPr>
       <w:r>
-        <w:rPr>
-          <w:b w:val="0"/>
-          <w:i w:val="0"/>
-          <w:sz w:val="22"/>
-        </w:rPr>
-        <w:t>(c) A letter has wrote to the hospital administrator by her</w:t>
+        <w:t xml:space="preserve">Negative Marks: 0.25</w:t>
       </w:r>
     </w:p>
     <w:p>
-      <w:pPr>
-        <w:spacing w:after="0" w:before="0"/>
-      </w:pPr>
       <w:r>
-        <w:rPr>
-          <w:b w:val="0"/>
-          <w:i w:val="0"/>
-          <w:sz w:val="22"/>
-        </w:rPr>
-        <w:t>(d) A letter is written to the hospital administrator by her</w:t>
+        <w:t xml:space="preserve"/>
       </w:r>
     </w:p>
     <w:p>
-      <w:pPr>
-        <w:spacing w:after="0" w:before="40"/>
-      </w:pPr>
       <w:r>
-        <w:rPr>
-          <w:b/>
-          <w:i w:val="0"/>
-          <w:sz w:val="22"/>
-        </w:rPr>
-        <w:t>Answer: a</w:t>
+        <w:t xml:space="preserve">Question: If 12 men can complete a job in 8 days, how many men are needed to complete it in 6 days?</w:t>
       </w:r>
     </w:p>
     <w:p>
-      <w:pPr>
-        <w:spacing w:after="0" w:before="0"/>
-      </w:pPr>
       <w:r>
-        <w:rPr>
-          <w:b w:val="0"/>
-          <w:i w:val="0"/>
-          <w:sz w:val="21"/>
-        </w:rPr>
-        <w:t>Solution: The present perfect active ('has written') becomes 'has been written' in passive voice: 'A letter has been written to the hospital administrator by her.'</w:t>
+        <w:t xml:space="preserve">(a) 16</w:t>
       </w:r>
     </w:p>
     <w:p>
-      <w:pPr>
-        <w:spacing w:after="0" w:before="0"/>
-      </w:pPr>
       <w:r>
-        <w:rPr>
-          <w:b w:val="0"/>
-          <w:i w:val="0"/>
-          <w:sz w:val="20"/>
-        </w:rPr>
-        <w:t>Positive Marks: 1</w:t>
+        <w:t xml:space="preserve">(b) 14</w:t>
       </w:r>
     </w:p>
     <w:p>
-      <w:pPr>
-        <w:spacing w:after="160" w:before="0"/>
-      </w:pPr>
       <w:r>
-        <w:rPr>
-          <w:b w:val="0"/>
-          <w:i w:val="0"/>
-          <w:sz w:val="20"/>
-        </w:rPr>
-        <w:t>Negative Marks: 0.25</w:t>
+        <w:t xml:space="preserve">(c) 10</w:t>
       </w:r>
     </w:p>
     <w:p>
-      <w:pPr>
-        <w:spacing w:after="40" w:before="120"/>
-      </w:pPr>
       <w:r>
-        <w:rPr>
-          <w:b w:val="0"/>
-          <w:i w:val="0"/>
-          <w:sz w:val="22"/>
-        </w:rPr>
-        <w:t>Question: Identify the part of the sentence that contains an error: 'Each of the students (a) have submitted (b) the assignment (c) on time (d).'</w:t>
+        <w:t xml:space="preserve">(d) 18</w:t>
       </w:r>
     </w:p>
     <w:p>
-      <w:pPr>
-        <w:spacing w:after="0" w:before="0"/>
-      </w:pPr>
       <w:r>
-        <w:rPr>
-          <w:b w:val="0"/>
-          <w:i w:val="0"/>
-          <w:sz w:val="22"/>
-        </w:rPr>
-        <w:t>(a) (a) Each of the students</w:t>
+        <w:t xml:space="preserve">Answer: a</w:t>
       </w:r>
     </w:p>
     <w:p>
-      <w:pPr>
-        <w:spacing w:after="0" w:before="0"/>
-      </w:pPr>
       <w:r>
-        <w:rPr>
-          <w:b w:val="0"/>
-          <w:i w:val="0"/>
-          <w:sz w:val="22"/>
-        </w:rPr>
-        <w:t>(b) (b) have submitted</w:t>
+        <w:t xml:space="preserve">Solution: Total work = 12 × 8 = 96 man-days. For 6 days: 96 ÷ 6 = 16 men.</w:t>
       </w:r>
     </w:p>
     <w:p>
-      <w:pPr>
-        <w:spacing w:after="0" w:before="0"/>
-      </w:pPr>
       <w:r>
-        <w:rPr>
-          <w:b w:val="0"/>
-          <w:i w:val="0"/>
-          <w:sz w:val="22"/>
-        </w:rPr>
-        <w:t>(c) (c) the assignment</w:t>
+        <w:t xml:space="preserve">Positive Marks: 1</w:t>
       </w:r>
     </w:p>
     <w:p>
-      <w:pPr>
-        <w:spacing w:after="0" w:before="0"/>
-      </w:pPr>
       <w:r>
-        <w:rPr>
-          <w:b w:val="0"/>
-          <w:i w:val="0"/>
-          <w:sz w:val="22"/>
-        </w:rPr>
-        <w:t>(d) (d) on time</w:t>
+        <w:t xml:space="preserve">Negative Marks: 0.25</w:t>
       </w:r>
     </w:p>
     <w:p>
-      <w:pPr>
-        <w:spacing w:after="0" w:before="40"/>
-      </w:pPr>
       <w:r>
-        <w:rPr>
-          <w:b/>
-          <w:i w:val="0"/>
-          <w:sz w:val="22"/>
-        </w:rPr>
-        <w:t>Answer: b</w:t>
+        <w:t xml:space="preserve"/>
       </w:r>
     </w:p>
     <w:p>
-      <w:pPr>
-        <w:spacing w:after="0" w:before="0"/>
-      </w:pPr>
       <w:r>
-        <w:rPr>
-          <w:b w:val="0"/>
-          <w:i w:val="0"/>
-          <w:sz w:val="21"/>
-        </w:rPr>
-        <w:t>Solution: 'Each of' takes a singular verb: 'Each of the students HAS submitted.' The other parts are correct.</w:t>
+        <w:t xml:space="preserve">Question: Which of the following is a type of malware?</w:t>
       </w:r>
     </w:p>
     <w:p>
-      <w:pPr>
-        <w:spacing w:after="0" w:before="0"/>
-      </w:pPr>
       <w:r>
-        <w:rPr>
-          <w:b w:val="0"/>
-          <w:i w:val="0"/>
-          <w:sz w:val="20"/>
-        </w:rPr>
-        <w:t>Positive Marks: 1</w:t>
+        <w:t xml:space="preserve">(a) Virus</w:t>
       </w:r>
     </w:p>
     <w:p>
-      <w:pPr>
-        <w:spacing w:after="160" w:before="0"/>
-      </w:pPr>
       <w:r>
-        <w:rPr>
-          <w:b w:val="0"/>
-          <w:i w:val="0"/>
-          <w:sz w:val="20"/>
-        </w:rPr>
-        <w:t>Negative Marks: 0.25</w:t>
+        <w:t xml:space="preserve">(b) Monitor</w:t>
       </w:r>
     </w:p>
     <w:p>
-      <w:pPr>
-        <w:spacing w:after="40" w:before="120"/>
-      </w:pPr>
       <w:r>
-        <w:rPr>
-          <w:b w:val="0"/>
-          <w:i w:val="0"/>
-          <w:sz w:val="22"/>
-        </w:rPr>
-        <w:t>Question: Select the antonym of 'Expand'.</w:t>
+        <w:t xml:space="preserve">(c) Browser</w:t>
       </w:r>
     </w:p>
     <w:p>
-      <w:pPr>
-        <w:spacing w:after="0" w:before="0"/>
-      </w:pPr>
       <w:r>
-        <w:rPr>
-          <w:b w:val="0"/>
-          <w:i w:val="0"/>
-          <w:sz w:val="22"/>
-        </w:rPr>
-        <w:t>(a) Grow</w:t>
+        <w:t xml:space="preserve">(d) Motherboard</w:t>
       </w:r>
     </w:p>
     <w:p>
-      <w:pPr>
-        <w:spacing w:after="0" w:before="0"/>
-      </w:pPr>
       <w:r>
-        <w:rPr>
-          <w:b w:val="0"/>
-          <w:i w:val="0"/>
-          <w:sz w:val="22"/>
-        </w:rPr>
-        <w:t>(b) Widen</w:t>
+        <w:t xml:space="preserve">Answer: a</w:t>
       </w:r>
     </w:p>
     <w:p>
-      <w:pPr>
-        <w:spacing w:after="0" w:before="0"/>
-      </w:pPr>
       <w:r>
-        <w:rPr>
-          <w:b w:val="0"/>
-          <w:i w:val="0"/>
-          <w:sz w:val="22"/>
-        </w:rPr>
-        <w:t>(c) Shrink</w:t>
+        <w:t xml:space="preserve">Solution: A computer virus is a type of malware that spreads and harms systems. Monitors, browsers, and motherboards are legitimate hardware/software.</w:t>
       </w:r>
     </w:p>
     <w:p>
-      <w:pPr>
-        <w:spacing w:after="0" w:before="0"/>
-      </w:pPr>
       <w:r>
-        <w:rPr>
-          <w:b w:val="0"/>
-          <w:i w:val="0"/>
-          <w:sz w:val="22"/>
-        </w:rPr>
-        <w:t>(d) Enlarge</w:t>
+        <w:t xml:space="preserve">Positive Marks: 1</w:t>
       </w:r>
     </w:p>
     <w:p>
-      <w:pPr>
-        <w:spacing w:after="0" w:before="40"/>
-      </w:pPr>
       <w:r>
-        <w:rPr>
-          <w:b/>
-          <w:i w:val="0"/>
-          <w:sz w:val="22"/>
-        </w:rPr>
-        <w:t>Answer: c</w:t>
+        <w:t xml:space="preserve">Negative Marks: 0.25</w:t>
       </w:r>
     </w:p>
     <w:p>
-      <w:pPr>
-        <w:spacing w:after="0" w:before="0"/>
-      </w:pPr>
       <w:r>
-        <w:rPr>
-          <w:b w:val="0"/>
-          <w:i w:val="0"/>
-          <w:sz w:val="21"/>
-        </w:rPr>
-        <w:t>Solution: 'Expand' means to increase in size or scope; its opposite is 'shrink'. Grow, widen, and enlarge are synonyms of expand.</w:t>
+        <w:t xml:space="preserve"/>
       </w:r>
     </w:p>
     <w:p>
-      <w:pPr>
-        <w:spacing w:after="0" w:before="0"/>
-      </w:pPr>
       <w:r>
-        <w:rPr>
-          <w:b w:val="0"/>
-          <w:i w:val="0"/>
-          <w:sz w:val="20"/>
-        </w:rPr>
-        <w:t>Positive Marks: 1</w:t>
+        <w:t xml:space="preserve">Question: The Kaziranga National Park, famous for the one-horned rhinoceros, is located in:</w:t>
       </w:r>
     </w:p>
     <w:p>
-      <w:pPr>
-        <w:spacing w:after="160" w:before="0"/>
-      </w:pPr>
       <w:r>
-        <w:rPr>
-          <w:b w:val="0"/>
-          <w:i w:val="0"/>
-          <w:sz w:val="20"/>
-        </w:rPr>
-        <w:t>Negative Marks: 0.25</w:t>
+        <w:t xml:space="preserve">(a) Assam</w:t>
       </w:r>
     </w:p>
     <w:p>
-      <w:pPr>
-        <w:spacing w:after="40" w:before="120"/>
-      </w:pPr>
       <w:r>
-        <w:rPr>
-          <w:b w:val="0"/>
-          <w:i w:val="0"/>
-          <w:sz w:val="22"/>
-        </w:rPr>
-        <w:t>Question: A nurse prepares 240 mL of milk feed. The infant drinks five-eighths of it. How many millilitres remain?</w:t>
+        <w:t xml:space="preserve">(b) West Bengal</w:t>
       </w:r>
     </w:p>
     <w:p>
-      <w:pPr>
-        <w:spacing w:after="0" w:before="0"/>
-      </w:pPr>
       <w:r>
-        <w:rPr>
-          <w:b w:val="0"/>
-          <w:i w:val="0"/>
-          <w:sz w:val="22"/>
-        </w:rPr>
-        <w:t>(a) 60 mL</w:t>
+        <w:t xml:space="preserve">(c) Odisha</w:t>
       </w:r>
     </w:p>
     <w:p>
-      <w:pPr>
-        <w:spacing w:after="0" w:before="0"/>
-      </w:pPr>
       <w:r>
-        <w:rPr>
-          <w:b w:val="0"/>
-          <w:i w:val="0"/>
-          <w:sz w:val="22"/>
-        </w:rPr>
-        <w:t>(b) 90 mL</w:t>
+        <w:t xml:space="preserve">(d) Kerala</w:t>
       </w:r>
     </w:p>
     <w:p>
-      <w:pPr>
-        <w:spacing w:after="0" w:before="0"/>
-      </w:pPr>
       <w:r>
-        <w:rPr>
-          <w:b w:val="0"/>
-          <w:i w:val="0"/>
-          <w:sz w:val="22"/>
-        </w:rPr>
-        <w:t>(c) 120 mL</w:t>
+        <w:t xml:space="preserve">Answer: a</w:t>
       </w:r>
     </w:p>
     <w:p>
-      <w:pPr>
-        <w:spacing w:after="0" w:before="0"/>
-      </w:pPr>
       <w:r>
-        <w:rPr>
-          <w:b w:val="0"/>
-          <w:i w:val="0"/>
-          <w:sz w:val="22"/>
-        </w:rPr>
-        <w:t>(d) 150 mL</w:t>
+        <w:t xml:space="preserve">Solution: Kaziranga National Park in Assam is a UNESCO World Heritage Site, home to the world's largest population of the Indian one-horned rhinoceros.</w:t>
       </w:r>
     </w:p>
     <w:p>
-      <w:pPr>
-        <w:spacing w:after="0" w:before="40"/>
-      </w:pPr>
       <w:r>
-        <w:rPr>
-          <w:b/>
-          <w:i w:val="0"/>
-          <w:sz w:val="22"/>
-        </w:rPr>
-        <w:t>Answer: b</w:t>
+        <w:t xml:space="preserve">Positive Marks: 1</w:t>
       </w:r>
     </w:p>
     <w:p>
-      <w:pPr>
-        <w:spacing w:after="0" w:before="0"/>
-      </w:pPr>
       <w:r>
-        <w:rPr>
-          <w:b w:val="0"/>
-          <w:i w:val="0"/>
-          <w:sz w:val="21"/>
-        </w:rPr>
-        <w:t>Solution: Amount drunk = 5/8 × 240 = 150 mL. Remaining = 240 − 150 = 90 mL.</w:t>
+        <w:t xml:space="preserve">Negative Marks: 0.25</w:t>
       </w:r>
     </w:p>
     <w:p>
-      <w:pPr>
-        <w:spacing w:after="0" w:before="0"/>
-      </w:pPr>
       <w:r>
-        <w:rPr>
-          <w:b w:val="0"/>
-          <w:i w:val="0"/>
-          <w:sz w:val="20"/>
-        </w:rPr>
-        <w:t>Positive Marks: 1</w:t>
+        <w:t xml:space="preserve"/>
       </w:r>
     </w:p>
     <w:p>
-      <w:pPr>
-        <w:spacing w:after="160" w:before="0"/>
-      </w:pPr>
       <w:r>
-        <w:rPr>
-          <w:b w:val="0"/>
-          <w:i w:val="0"/>
-          <w:sz w:val="20"/>
-        </w:rPr>
-        <w:t>Negative Marks: 0.25</w:t>
+        <w:t xml:space="preserve">Question: The decimal equivalent of the binary number 10101 is:</w:t>
       </w:r>
     </w:p>
     <w:p>
-      <w:pPr>
-        <w:spacing w:after="40" w:before="120"/>
-      </w:pPr>
       <w:r>
-        <w:rPr>
-          <w:b w:val="0"/>
-          <w:i w:val="0"/>
-          <w:sz w:val="22"/>
-        </w:rPr>
-        <w:t>Question: In a hospital, the nurse-to-bed ratio is 1:3. If the hospital has 120 beds, how many nurses are required?</w:t>
+        <w:t xml:space="preserve">(a) 21</w:t>
       </w:r>
     </w:p>
     <w:p>
-      <w:pPr>
-        <w:spacing w:after="0" w:before="0"/>
-      </w:pPr>
       <w:r>
-        <w:rPr>
-          <w:b w:val="0"/>
-          <w:i w:val="0"/>
-          <w:sz w:val="22"/>
-        </w:rPr>
-        <w:t>(a) 30</w:t>
+        <w:t xml:space="preserve">(b) 17</w:t>
       </w:r>
     </w:p>
     <w:p>
-      <w:pPr>
-        <w:spacing w:after="0" w:before="0"/>
-      </w:pPr>
       <w:r>
-        <w:rPr>
-          <w:b w:val="0"/>
-          <w:i w:val="0"/>
-          <w:sz w:val="22"/>
-        </w:rPr>
-        <w:t>(b) 40</w:t>
+        <w:t xml:space="preserve">(c) 25</w:t>
       </w:r>
     </w:p>
     <w:p>
-      <w:pPr>
-        <w:spacing w:after="0" w:before="0"/>
-      </w:pPr>
       <w:r>
-        <w:rPr>
-          <w:b w:val="0"/>
-          <w:i w:val="0"/>
-          <w:sz w:val="22"/>
-        </w:rPr>
-        <w:t>(c) 60</w:t>
+        <w:t xml:space="preserve">(d) 20</w:t>
       </w:r>
     </w:p>
     <w:p>
-      <w:pPr>
-        <w:spacing w:after="0" w:before="0"/>
-      </w:pPr>
       <w:r>
-        <w:rPr>
-          <w:b w:val="0"/>
-          <w:i w:val="0"/>
-          <w:sz w:val="22"/>
-        </w:rPr>
-        <w:t>(d) 90</w:t>
+        <w:t xml:space="preserve">Answer: a</w:t>
       </w:r>
     </w:p>
     <w:p>
-      <w:pPr>
-        <w:spacing w:after="0" w:before="40"/>
-      </w:pPr>
       <w:r>
-        <w:rPr>
-          <w:b/>
-          <w:i w:val="0"/>
-          <w:sz w:val="22"/>
-        </w:rPr>
-        <w:t>Answer: b</w:t>
+        <w:t xml:space="preserve">Solution: 10101₂ = 1×16 + 0×8 + 1×4 + 0×2 + 1×1 = 16+4+1 = 21.</w:t>
       </w:r>
     </w:p>
     <w:p>
-      <w:pPr>
-        <w:spacing w:after="0" w:before="0"/>
-      </w:pPr>
       <w:r>
-        <w:rPr>
-          <w:b w:val="0"/>
-          <w:i w:val="0"/>
-          <w:sz w:val="21"/>
-        </w:rPr>
-        <w:t>Solution: Ratio 1:3 means 1 nurse per 3 beds. Nurses required = 120 ÷ 3 = 40.</w:t>
+        <w:t xml:space="preserve">Positive Marks: 1</w:t>
       </w:r>
     </w:p>
     <w:p>
-      <w:pPr>
-        <w:spacing w:after="0" w:before="0"/>
-      </w:pPr>
       <w:r>
-        <w:rPr>
-          <w:b w:val="0"/>
-          <w:i w:val="0"/>
-          <w:sz w:val="20"/>
-        </w:rPr>
-        <w:t>Positive Marks: 1</w:t>
+        <w:t xml:space="preserve">Negative Marks: 0.25</w:t>
       </w:r>
     </w:p>
     <w:p>
-      <w:pPr>
-        <w:spacing w:after="160" w:before="0"/>
-      </w:pPr>
       <w:r>
-        <w:rPr>
-          <w:b w:val="0"/>
-          <w:i w:val="0"/>
-          <w:sz w:val="20"/>
-        </w:rPr>
-        <w:t>Negative Marks: 0.25</w:t>
+        <w:t xml:space="preserve"/>
       </w:r>
     </w:p>
     <w:p>
-      <w:pPr>
-        <w:spacing w:after="40" w:before="120"/>
-      </w:pPr>
       <w:r>
-        <w:rPr>
-          <w:b w:val="0"/>
-          <w:i w:val="0"/>
-          <w:sz w:val="22"/>
-        </w:rPr>
-        <w:t>Question: Which is the smallest planet in the solar system?</w:t>
+        <w:t xml:space="preserve">Question: A book is bought for ₹240 and sold at a loss of 25%. What is the selling price?</w:t>
       </w:r>
     </w:p>
     <w:p>
-      <w:pPr>
-        <w:spacing w:after="0" w:before="0"/>
-      </w:pPr>
       <w:r>
-        <w:rPr>
-          <w:b w:val="0"/>
-          <w:i w:val="0"/>
-          <w:sz w:val="22"/>
-        </w:rPr>
-        <w:t>(a) Mercury</w:t>
+        <w:t xml:space="preserve">(a) ₹180</w:t>
       </w:r>
     </w:p>
     <w:p>
-      <w:pPr>
-        <w:spacing w:after="0" w:before="0"/>
-      </w:pPr>
       <w:r>
-        <w:rPr>
-          <w:b w:val="0"/>
-          <w:i w:val="0"/>
-          <w:sz w:val="22"/>
-        </w:rPr>
-        <w:t>(b) Venus</w:t>
+        <w:t xml:space="preserve">(b) ₹200</w:t>
       </w:r>
     </w:p>
     <w:p>
-      <w:pPr>
-        <w:spacing w:after="0" w:before="0"/>
-      </w:pPr>
       <w:r>
-        <w:rPr>
-          <w:b w:val="0"/>
-          <w:i w:val="0"/>
-          <w:sz w:val="22"/>
-        </w:rPr>
-        <w:t>(c) Earth</w:t>
+        <w:t xml:space="preserve">(c) ₹160</w:t>
       </w:r>
     </w:p>
     <w:p>
-      <w:pPr>
-        <w:spacing w:after="0" w:before="0"/>
-      </w:pPr>
       <w:r>
-        <w:rPr>
-          <w:b w:val="0"/>
-          <w:i w:val="0"/>
-          <w:sz w:val="22"/>
-        </w:rPr>
-        <w:t>(d) Mars</w:t>
+        <w:t xml:space="preserve">(d) ₹220</w:t>
       </w:r>
     </w:p>
     <w:p>
-      <w:pPr>
-        <w:spacing w:after="0" w:before="40"/>
-      </w:pPr>
       <w:r>
-        <w:rPr>
-          <w:b/>
-          <w:i w:val="0"/>
-          <w:sz w:val="22"/>
-        </w:rPr>
-        <w:t>Answer: a</w:t>
+        <w:t xml:space="preserve">Answer: a</w:t>
       </w:r>
     </w:p>
     <w:p>
-      <w:pPr>
-        <w:spacing w:after="0" w:before="0"/>
-      </w:pPr>
       <w:r>
-        <w:rPr>
-          <w:b w:val="0"/>
-          <w:i w:val="0"/>
-          <w:sz w:val="21"/>
-        </w:rPr>
-        <w:t>Solution: Mercury is the smallest planet in the solar system (slightly larger than Earth's Moon). Jupiter is the largest.</w:t>
+        <w:t xml:space="preserve">Solution: Loss = 25% of 240 = ₹60. Selling price = 240 − 60 = ₹180.</w:t>
       </w:r>
     </w:p>
     <w:p>
-      <w:pPr>
-        <w:spacing w:after="0" w:before="0"/>
-      </w:pPr>
       <w:r>
-        <w:rPr>
-          <w:b w:val="0"/>
-          <w:i w:val="0"/>
-          <w:sz w:val="20"/>
-        </w:rPr>
-        <w:t>Positive Marks: 1</w:t>
+        <w:t xml:space="preserve">Positive Marks: 1</w:t>
       </w:r>
     </w:p>
     <w:p>
-      <w:pPr>
-        <w:spacing w:after="160" w:before="0"/>
-      </w:pPr>
       <w:r>
-        <w:rPr>
-          <w:b w:val="0"/>
-          <w:i w:val="0"/>
-          <w:sz w:val="20"/>
-        </w:rPr>
-        <w:t>Negative Marks: 0.25</w:t>
+        <w:t xml:space="preserve">Negative Marks: 0.25</w:t>
       </w:r>
     </w:p>
     <w:p>
-      <w:pPr>
-        <w:spacing w:after="40" w:before="120"/>
-      </w:pPr>
       <w:r>
-        <w:rPr>
-          <w:b w:val="0"/>
-          <w:i w:val="0"/>
-          <w:sz w:val="22"/>
-        </w:rPr>
-        <w:t>Question: The scientific study of birds is known as:</w:t>
+        <w:t xml:space="preserve">Question: The Tropic of Cancer does not pass through which of the following Indian states?</w:t>
       </w:r>
     </w:p>
     <w:p>
-      <w:pPr>
-        <w:spacing w:after="0" w:before="0"/>
-      </w:pPr>
       <w:r>
-        <w:rPr>
-          <w:b w:val="0"/>
-          <w:i w:val="0"/>
-          <w:sz w:val="22"/>
-        </w:rPr>
-        <w:t>(a) Ornithology</w:t>
+        <w:t xml:space="preserve">(a) Kerala</w:t>
       </w:r>
     </w:p>
     <w:p>
-      <w:pPr>
-        <w:spacing w:after="0" w:before="0"/>
-      </w:pPr>
       <w:r>
-        <w:rPr>
-          <w:b w:val="0"/>
-          <w:i w:val="0"/>
-          <w:sz w:val="22"/>
-        </w:rPr>
-        <w:t>(b) Entomology</w:t>
+        <w:t xml:space="preserve">(b) Gujarat</w:t>
       </w:r>
     </w:p>
     <w:p>
-      <w:pPr>
-        <w:spacing w:after="0" w:before="0"/>
-      </w:pPr>
       <w:r>
-        <w:rPr>
-          <w:b w:val="0"/>
-          <w:i w:val="0"/>
-          <w:sz w:val="22"/>
-        </w:rPr>
-        <w:t>(c) Ichthyology</w:t>
+        <w:t xml:space="preserve">(c) Madhya Pradesh</w:t>
       </w:r>
     </w:p>
     <w:p>
-      <w:pPr>
-        <w:spacing w:after="0" w:before="0"/>
-      </w:pPr>
       <w:r>
-        <w:rPr>
-          <w:b w:val="0"/>
-          <w:i w:val="0"/>
-          <w:sz w:val="22"/>
-        </w:rPr>
-        <w:t>(d) Botany</w:t>
+        <w:t xml:space="preserve">(d) West Bengal</w:t>
       </w:r>
     </w:p>
     <w:p>
-      <w:pPr>
-        <w:spacing w:after="0" w:before="40"/>
-      </w:pPr>
       <w:r>
-        <w:rPr>
-          <w:b/>
-          <w:i w:val="0"/>
-          <w:sz w:val="22"/>
-        </w:rPr>
-        <w:t>Answer: a</w:t>
+        <w:t xml:space="preserve">Answer: a</w:t>
       </w:r>
     </w:p>
     <w:p>
-      <w:pPr>
-        <w:spacing w:after="0" w:before="0"/>
-      </w:pPr>
       <w:r>
-        <w:rPr>
-          <w:b w:val="0"/>
-          <w:i w:val="0"/>
-          <w:sz w:val="21"/>
-        </w:rPr>
-        <w:t>Solution: Ornithology is the study of birds. Entomology studies insects, ichthyology studies fish, and botany studies plants.</w:t>
+        <w:t xml:space="preserve">Solution: The Tropic of Cancer passes through Gujarat, Rajasthan, Madhya Pradesh, Chhattisgarh, Jharkhand, West Bengal, Tripura, and Mizoram — not through Kerala, which lies south of it.</w:t>
       </w:r>
     </w:p>
     <w:p>
-      <w:pPr>
-        <w:spacing w:after="0" w:before="0"/>
-      </w:pPr>
       <w:r>
-        <w:rPr>
-          <w:b w:val="0"/>
-          <w:i w:val="0"/>
-          <w:sz w:val="20"/>
-        </w:rPr>
-        <w:t>Positive Marks: 1</w:t>
+        <w:t xml:space="preserve">Positive Marks: 1</w:t>
       </w:r>
     </w:p>
     <w:p>
-      <w:pPr>
-        <w:spacing w:after="160" w:before="0"/>
-      </w:pPr>
       <w:r>
-        <w:rPr>
-          <w:b w:val="0"/>
-          <w:i w:val="0"/>
-          <w:sz w:val="20"/>
-        </w:rPr>
-        <w:t>Negative Marks: 0.25</w:t>
+        <w:t xml:space="preserve">Negative Marks: 0.25</w:t>
       </w:r>
     </w:p>
     <w:p>
-      <w:pPr>
-        <w:spacing w:after="40" w:before="120"/>
-      </w:pPr>
       <w:r>
-        <w:rPr>
-          <w:b w:val="0"/>
-          <w:i w:val="0"/>
-          <w:sz w:val="22"/>
-        </w:rPr>
-        <w:t>Question: Which of the following is the unit of electric current?</w:t>
+        <w:t xml:space="preserve"/>
       </w:r>
     </w:p>
     <w:p>
-      <w:pPr>
-        <w:spacing w:after="0" w:before="0"/>
-      </w:pPr>
       <w:r>
-        <w:rPr>
-          <w:b w:val="0"/>
-          <w:i w:val="0"/>
-          <w:sz w:val="22"/>
-        </w:rPr>
-        <w:t>(a) Ampere</w:t>
+        <w:t xml:space="preserve">Question: Which of the following organs is affected by the disease "hepatitis"?</w:t>
       </w:r>
     </w:p>
     <w:p>
-      <w:pPr>
-        <w:spacing w:after="0" w:before="0"/>
-      </w:pPr>
       <w:r>
-        <w:rPr>
-          <w:b w:val="0"/>
-          <w:i w:val="0"/>
-          <w:sz w:val="22"/>
-        </w:rPr>
-        <w:t>(b) Volt</w:t>
+        <w:t xml:space="preserve">(a) Liver</w:t>
       </w:r>
     </w:p>
     <w:p>
-      <w:pPr>
-        <w:spacing w:after="0" w:before="0"/>
-      </w:pPr>
       <w:r>
-        <w:rPr>
-          <w:b w:val="0"/>
-          <w:i w:val="0"/>
-          <w:sz w:val="22"/>
-        </w:rPr>
-        <w:t>(c) Ohm</w:t>
+        <w:t xml:space="preserve">(b) Kidney</w:t>
       </w:r>
     </w:p>
     <w:p>
-      <w:pPr>
-        <w:spacing w:after="0" w:before="0"/>
-      </w:pPr>
       <w:r>
-        <w:rPr>
-          <w:b w:val="0"/>
-          <w:i w:val="0"/>
-          <w:sz w:val="22"/>
-        </w:rPr>
-        <w:t>(d) Watt</w:t>
+        <w:t xml:space="preserve">(c) Heart</w:t>
       </w:r>
     </w:p>
     <w:p>
-      <w:pPr>
-        <w:spacing w:after="0" w:before="40"/>
-      </w:pPr>
       <w:r>
-        <w:rPr>
-          <w:b/>
-          <w:i w:val="0"/>
-          <w:sz w:val="22"/>
-        </w:rPr>
-        <w:t>Answer: a</w:t>
+        <w:t xml:space="preserve">(d) Lungs</w:t>
       </w:r>
     </w:p>
     <w:p>
-      <w:pPr>
-        <w:spacing w:after="0" w:before="0"/>
-      </w:pPr>
       <w:r>
-        <w:rPr>
-          <w:b w:val="0"/>
-          <w:i w:val="0"/>
-          <w:sz w:val="21"/>
-        </w:rPr>
-        <w:t>Solution: The ampere is the SI unit of electric current. Volt measures potential difference, ohm measures resistance, and watt measures power.</w:t>
+        <w:t xml:space="preserve">Answer: a</w:t>
       </w:r>
     </w:p>
     <w:p>
-      <w:pPr>
-        <w:spacing w:after="0" w:before="0"/>
-      </w:pPr>
       <w:r>
-        <w:rPr>
-          <w:b w:val="0"/>
-          <w:i w:val="0"/>
-          <w:sz w:val="20"/>
-        </w:rPr>
-        <w:t>Positive Marks: 1</w:t>
+        <w:t xml:space="preserve">Solution: Hepatitis is inflammation of the liver, caused by viruses (A, B, C, etc.), alcohol, or toxins.</w:t>
       </w:r>
     </w:p>
     <w:p>
-      <w:pPr>
-        <w:spacing w:after="160" w:before="0"/>
-      </w:pPr>
       <w:r>
-        <w:rPr>
-          <w:b w:val="0"/>
-          <w:i w:val="0"/>
-          <w:sz w:val="20"/>
-        </w:rPr>
-        <w:t>Negative Marks: 0.25</w:t>
+        <w:t xml:space="preserve">Positive Marks: 1</w:t>
       </w:r>
     </w:p>
     <w:p>
-      <w:pPr>
-        <w:spacing w:after="40" w:before="120"/>
-      </w:pPr>
       <w:r>
-        <w:rPr>
-          <w:b w:val="0"/>
-          <w:i w:val="0"/>
-          <w:sz w:val="22"/>
-        </w:rPr>
-        <w:t>Question: Find the next number in the series: 6, 13, 27, 55, ?</w:t>
+        <w:t xml:space="preserve">Negative Marks: 0.25</w:t>
       </w:r>
     </w:p>
     <w:p>
-      <w:pPr>
-        <w:spacing w:after="0" w:before="0"/>
-      </w:pPr>
       <w:r>
-        <w:rPr>
-          <w:b w:val="0"/>
-          <w:i w:val="0"/>
-          <w:sz w:val="22"/>
-        </w:rPr>
-        <w:t>(a) 83</w:t>
+        <w:t xml:space="preserve"/>
       </w:r>
     </w:p>
     <w:p>
-      <w:pPr>
-        <w:spacing w:after="0" w:before="0"/>
-      </w:pPr>
       <w:r>
-        <w:rPr>
-          <w:b w:val="0"/>
-          <w:i w:val="0"/>
-          <w:sz w:val="22"/>
-        </w:rPr>
-        <w:t>(b) 99</w:t>
+        <w:t xml:space="preserve">Question: Find the odd one out: 4, 9, 16, 25, 36, 45</w:t>
       </w:r>
     </w:p>
     <w:p>
-      <w:pPr>
-        <w:spacing w:after="0" w:before="0"/>
-      </w:pPr>
       <w:r>
-        <w:rPr>
-          <w:b w:val="0"/>
-          <w:i w:val="0"/>
-          <w:sz w:val="22"/>
-        </w:rPr>
-        <w:t>(c) 111</w:t>
+        <w:t xml:space="preserve">(a) 45</w:t>
       </w:r>
     </w:p>
     <w:p>
-      <w:pPr>
-        <w:spacing w:after="0" w:before="0"/>
-      </w:pPr>
       <w:r>
-        <w:rPr>
-          <w:b w:val="0"/>
-          <w:i w:val="0"/>
-          <w:sz w:val="22"/>
-        </w:rPr>
-        <w:t>(d) 115</w:t>
+        <w:t xml:space="preserve">(b) 36</w:t>
       </w:r>
     </w:p>
     <w:p>
-      <w:pPr>
-        <w:spacing w:after="0" w:before="40"/>
-      </w:pPr>
       <w:r>
-        <w:rPr>
-          <w:b/>
-          <w:i w:val="0"/>
-          <w:sz w:val="22"/>
-        </w:rPr>
-        <w:t>Answer: c</w:t>
+        <w:t xml:space="preserve">(c) 25</w:t>
       </w:r>
     </w:p>
     <w:p>
-      <w:pPr>
-        <w:spacing w:after="0" w:before="0"/>
-      </w:pPr>
       <w:r>
-        <w:rPr>
-          <w:b w:val="0"/>
-          <w:i w:val="0"/>
-          <w:sz w:val="21"/>
-        </w:rPr>
-        <w:t>Solution: Each term is doubled plus 1: 6×2+1=13, 13×2+1=27, 27×2+1=55, so the next is 55×2+1 = 111.</w:t>
+        <w:t xml:space="preserve">(d) 16</w:t>
       </w:r>
     </w:p>
     <w:p>
-      <w:pPr>
-        <w:spacing w:after="0" w:before="0"/>
-      </w:pPr>
       <w:r>
-        <w:rPr>
-          <w:b w:val="0"/>
-          <w:i w:val="0"/>
-          <w:sz w:val="20"/>
-        </w:rPr>
-        <w:t>Positive Marks: 1</w:t>
+        <w:t xml:space="preserve">Answer: a</w:t>
       </w:r>
     </w:p>
     <w:p>
-      <w:pPr>
-        <w:spacing w:after="160" w:before="0"/>
-      </w:pPr>
       <w:r>
-        <w:rPr>
-          <w:b w:val="0"/>
-          <w:i w:val="0"/>
-          <w:sz w:val="20"/>
-        </w:rPr>
-        <w:t>Negative Marks: 0.25</w:t>
+        <w:t xml:space="preserve">Solution: 4, 9, 16, 25, and 36 are perfect squares (2²–6²); 45 is not, making it the odd one out.</w:t>
       </w:r>
     </w:p>
     <w:p>
-      <w:pPr>
-        <w:spacing w:after="40" w:before="120"/>
-      </w:pPr>
       <w:r>
-        <w:rPr>
-          <w:b w:val="0"/>
-          <w:i w:val="0"/>
-          <w:sz w:val="22"/>
-        </w:rPr>
-        <w:t>Question: Find the next number in the series: 4, 9, 25, 49, ?</w:t>
+        <w:t xml:space="preserve">Positive Marks: 1</w:t>
       </w:r>
     </w:p>
     <w:p>
-      <w:pPr>
-        <w:spacing w:after="0" w:before="0"/>
-      </w:pPr>
       <w:r>
-        <w:rPr>
-          <w:b w:val="0"/>
-          <w:i w:val="0"/>
-          <w:sz w:val="22"/>
-        </w:rPr>
-        <w:t>(a) 81</w:t>
+        <w:t xml:space="preserve">Negative Marks: 0.25</w:t>
       </w:r>
     </w:p>
     <w:p>
-      <w:pPr>
-        <w:spacing w:after="0" w:before="0"/>
-      </w:pPr>
       <w:r>
-        <w:rPr>
-          <w:b w:val="0"/>
-          <w:i w:val="0"/>
-          <w:sz w:val="22"/>
-        </w:rPr>
-        <w:t>(b) 100</w:t>
+        <w:t xml:space="preserve"/>
       </w:r>
     </w:p>
     <w:p>
-      <w:pPr>
-        <w:spacing w:after="0" w:before="0"/>
-      </w:pPr>
       <w:r>
-        <w:rPr>
-          <w:b w:val="0"/>
-          <w:i w:val="0"/>
-          <w:sz w:val="22"/>
-        </w:rPr>
-        <w:t>(c) 121</w:t>
+        <w:t xml:space="preserve">Question: Which of the following is a spreadsheet application?</w:t>
       </w:r>
     </w:p>
     <w:p>
-      <w:pPr>
-        <w:spacing w:after="0" w:before="0"/>
-      </w:pPr>
       <w:r>
-        <w:rPr>
-          <w:b w:val="0"/>
-          <w:i w:val="0"/>
-          <w:sz w:val="22"/>
-        </w:rPr>
-        <w:t>(d) 144</w:t>
+        <w:t xml:space="preserve">(a) Microsoft Excel</w:t>
       </w:r>
     </w:p>
     <w:p>
-      <w:pPr>
-        <w:spacing w:after="0" w:before="40"/>
-      </w:pPr>
       <w:r>
-        <w:rPr>
-          <w:b/>
-          <w:i w:val="0"/>
-          <w:sz w:val="22"/>
-        </w:rPr>
-        <w:t>Answer: c</w:t>
+        <w:t xml:space="preserve">(b) Microsoft Word</w:t>
       </w:r>
     </w:p>
     <w:p>
-      <w:pPr>
-        <w:spacing w:after="0" w:before="0"/>
-      </w:pPr>
       <w:r>
-        <w:rPr>
-          <w:b w:val="0"/>
-          <w:i w:val="0"/>
-          <w:sz w:val="21"/>
-        </w:rPr>
-        <w:t>Solution: The terms are squares of consecutive prime numbers: 2²=4, 3²=9, 5²=25, 7²=49, so the next is 11² = 121.</w:t>
+        <w:t xml:space="preserve">(c) Adobe Photoshop</w:t>
       </w:r>
     </w:p>
     <w:p>
-      <w:pPr>
-        <w:spacing w:after="0" w:before="0"/>
-      </w:pPr>
       <w:r>
-        <w:rPr>
-          <w:b w:val="0"/>
-          <w:i w:val="0"/>
-          <w:sz w:val="20"/>
-        </w:rPr>
-        <w:t>Positive Marks: 1</w:t>
+        <w:t xml:space="preserve">(d) Google Chrome</w:t>
       </w:r>
     </w:p>
     <w:p>
-      <w:pPr>
-        <w:spacing w:after="160" w:before="0"/>
-      </w:pPr>
       <w:r>
-        <w:rPr>
-          <w:b w:val="0"/>
-          <w:i w:val="0"/>
-          <w:sz w:val="20"/>
-        </w:rPr>
-        <w:t>Negative Marks: 0.25</w:t>
+        <w:t xml:space="preserve">Answer: a</w:t>
       </w:r>
     </w:p>
     <w:p>
-      <w:pPr>
-        <w:spacing w:after="40" w:before="120"/>
-      </w:pPr>
       <w:r>
-        <w:rPr>
-          <w:b w:val="0"/>
-          <w:i w:val="0"/>
-          <w:sz w:val="22"/>
-        </w:rPr>
-        <w:t>Question: In a certain code, 'PINK' is written as 'NGLI'. How will 'BLUE' be written in the same code?</w:t>
+        <w:t xml:space="preserve">Solution: Excel is a spreadsheet application for organizing and calculating data. Word is a word processor, Photoshop is image editing, and Chrome is a browser.</w:t>
       </w:r>
     </w:p>
     <w:p>
-      <w:pPr>
-        <w:spacing w:after="0" w:before="0"/>
-      </w:pPr>
       <w:r>
-        <w:rPr>
-          <w:b w:val="0"/>
-          <w:i w:val="0"/>
-          <w:sz w:val="22"/>
-        </w:rPr>
-        <w:t>(a) ZJSC</w:t>
+        <w:t xml:space="preserve">Positive Marks: 1</w:t>
       </w:r>
     </w:p>
     <w:p>
-      <w:pPr>
-        <w:spacing w:after="0" w:before="0"/>
-      </w:pPr>
       <w:r>
-        <w:rPr>
-          <w:b w:val="0"/>
-          <w:i w:val="0"/>
-          <w:sz w:val="22"/>
-        </w:rPr>
-        <w:t>(b) ZJTB</w:t>
+        <w:t xml:space="preserve">Negative Marks: 0.25</w:t>
       </w:r>
     </w:p>
     <w:p>
-      <w:pPr>
-        <w:spacing w:after="0" w:before="0"/>
-      </w:pPr>
       <w:r>
-        <w:rPr>
-          <w:b w:val="0"/>
-          <w:i w:val="0"/>
-          <w:sz w:val="22"/>
-        </w:rPr>
-        <w:t>(c) YISC</w:t>
+        <w:t xml:space="preserve"/>
       </w:r>
     </w:p>
     <w:p>
-      <w:pPr>
-        <w:spacing w:after="0" w:before="0"/>
-      </w:pPr>
       <w:r>
-        <w:rPr>
-          <w:b w:val="0"/>
-          <w:i w:val="0"/>
-          <w:sz w:val="22"/>
-        </w:rPr>
-        <w:t>(d) ZKSC</w:t>
+        <w:t xml:space="preserve">Question: The Asiatic lion is found in which Indian state?</w:t>
       </w:r>
     </w:p>
     <w:p>
-      <w:pPr>
-        <w:spacing w:after="0" w:before="40"/>
-      </w:pPr>
       <w:r>
-        <w:rPr>
-          <w:b/>
-          <w:i w:val="0"/>
-          <w:sz w:val="22"/>
-        </w:rPr>
-        <w:t>Answer: a</w:t>
+        <w:t xml:space="preserve">(a) Gujarat</w:t>
       </w:r>
     </w:p>
     <w:p>
-      <w:pPr>
-        <w:spacing w:after="0" w:before="0"/>
-      </w:pPr>
       <w:r>
-        <w:rPr>
-          <w:b w:val="0"/>
-          <w:i w:val="0"/>
-          <w:sz w:val="21"/>
-        </w:rPr>
-        <w:t>Solution: Each letter is shifted two places BACKWARD: P-2=N, I-2=G, N-2=L, K-2=I. Applying the same rule: B-2=Z, L-2=J, U-2=S, E-2=C, giving 'ZJSC'.</w:t>
+        <w:t xml:space="preserve">(b) Rajasthan</w:t>
       </w:r>
     </w:p>
     <w:p>
-      <w:pPr>
-        <w:spacing w:after="0" w:before="0"/>
-      </w:pPr>
       <w:r>
-        <w:rPr>
-          <w:b w:val="0"/>
-          <w:i w:val="0"/>
-          <w:sz w:val="20"/>
-        </w:rPr>
-        <w:t>Positive Marks: 1</w:t>
+        <w:t xml:space="preserve">(c) Madhya Pradesh</w:t>
       </w:r>
     </w:p>
     <w:p>
-      <w:pPr>
-        <w:spacing w:after="160" w:before="0"/>
-      </w:pPr>
       <w:r>
-        <w:rPr>
-          <w:b w:val="0"/>
-          <w:i w:val="0"/>
-          <w:sz w:val="20"/>
-        </w:rPr>
-        <w:t>Negative Marks: 0.25</w:t>
+        <w:t xml:space="preserve">(d) Karnataka</w:t>
       </w:r>
     </w:p>
     <w:p>
-      <w:pPr>
-        <w:spacing w:after="40" w:before="120"/>
-      </w:pPr>
       <w:r>
-        <w:rPr>
-          <w:b w:val="0"/>
-          <w:i w:val="0"/>
-          <w:sz w:val="22"/>
-        </w:rPr>
-        <w:t>Question: Which is the largest gland in the human body?</w:t>
+        <w:t xml:space="preserve">Answer: a</w:t>
       </w:r>
     </w:p>
     <w:p>
-      <w:pPr>
-        <w:spacing w:after="0" w:before="0"/>
-      </w:pPr>
       <w:r>
-        <w:rPr>
-          <w:b w:val="0"/>
-          <w:i w:val="0"/>
-          <w:sz w:val="22"/>
-        </w:rPr>
-        <w:t>(a) Liver</w:t>
+        <w:t xml:space="preserve">Solution: The Gir Forest in Gujarat is the only natural habitat of the Asiatic lion in the world.</w:t>
       </w:r>
     </w:p>
     <w:p>
-      <w:pPr>
-        <w:spacing w:after="0" w:before="0"/>
-      </w:pPr>
       <w:r>
-        <w:rPr>
-          <w:b w:val="0"/>
-          <w:i w:val="0"/>
-          <w:sz w:val="22"/>
-        </w:rPr>
-        <w:t>(b) Thyroid</w:t>
+        <w:t xml:space="preserve">Positive Marks: 1</w:t>
       </w:r>
     </w:p>
     <w:p>
-      <w:pPr>
-        <w:spacing w:after="0" w:before="0"/>
-      </w:pPr>
       <w:r>
-        <w:rPr>
-          <w:b w:val="0"/>
-          <w:i w:val="0"/>
-          <w:sz w:val="22"/>
-        </w:rPr>
-        <w:t>(c) Pituitary</w:t>
+        <w:t xml:space="preserve">Negative Marks: 0.25</w:t>
       </w:r>
     </w:p>
     <w:p>
-      <w:pPr>
-        <w:spacing w:after="0" w:before="0"/>
-      </w:pPr>
       <w:r>
-        <w:rPr>
-          <w:b w:val="0"/>
-          <w:i w:val="0"/>
-          <w:sz w:val="22"/>
-        </w:rPr>
-        <w:t>(d) Pancreas</w:t>
+        <w:t xml:space="preserve"/>
       </w:r>
     </w:p>
     <w:p>
-      <w:pPr>
-        <w:spacing w:after="0" w:before="40"/>
-      </w:pPr>
       <w:r>
-        <w:rPr>
-          <w:b/>
-          <w:i w:val="0"/>
-          <w:sz w:val="22"/>
-        </w:rPr>
-        <w:t>Answer: a</w:t>
+        <w:t xml:space="preserve">Question: A man sells an item for ₹720, making a profit of 20%. What was the cost price?</w:t>
       </w:r>
     </w:p>
     <w:p>
-      <w:pPr>
-        <w:spacing w:after="0" w:before="0"/>
-      </w:pPr>
       <w:r>
-        <w:rPr>
-          <w:b w:val="0"/>
-          <w:i w:val="0"/>
-          <w:sz w:val="21"/>
-        </w:rPr>
-        <w:t>Solution: The liver is the largest gland (and the largest internal organ) of the body, weighing about 1.5 kg in adults. The thyroid, pituitary, and pancreas are smaller endocrine glands.</w:t>
+        <w:t xml:space="preserve">(a) ₹600</w:t>
       </w:r>
     </w:p>
     <w:p>
-      <w:pPr>
-        <w:spacing w:after="0" w:before="0"/>
-      </w:pPr>
       <w:r>
-        <w:rPr>
-          <w:b w:val="0"/>
-          <w:i w:val="0"/>
-          <w:sz w:val="20"/>
-        </w:rPr>
-        <w:t>Positive Marks: 1</w:t>
+        <w:t xml:space="preserve">(b) ₹576</w:t>
       </w:r>
     </w:p>
     <w:p>
-      <w:pPr>
-        <w:spacing w:after="160" w:before="0"/>
-      </w:pPr>
       <w:r>
-        <w:rPr>
-          <w:b w:val="0"/>
-          <w:i w:val="0"/>
-          <w:sz w:val="20"/>
-        </w:rPr>
-        <w:t>Negative Marks: 0.25</w:t>
+        <w:t xml:space="preserve">(c) ₹640</w:t>
       </w:r>
     </w:p>
     <w:p>
-      <w:pPr>
-        <w:spacing w:after="40" w:before="120"/>
-      </w:pPr>
       <w:r>
-        <w:rPr>
-          <w:b w:val="0"/>
-          <w:i w:val="0"/>
-          <w:sz w:val="22"/>
-        </w:rPr>
-        <w:t>Question: Vitamin C is chemically known as which acid?</w:t>
+        <w:t xml:space="preserve">(d) ₹660</w:t>
       </w:r>
     </w:p>
     <w:p>
-      <w:pPr>
-        <w:spacing w:after="0" w:before="0"/>
-      </w:pPr>
       <w:r>
-        <w:rPr>
-          <w:b w:val="0"/>
-          <w:i w:val="0"/>
-          <w:sz w:val="22"/>
-        </w:rPr>
-        <w:t>(a) Ascorbic acid</w:t>
+        <w:t xml:space="preserve">Answer: a</w:t>
       </w:r>
     </w:p>
     <w:p>
-      <w:pPr>
-        <w:spacing w:after="0" w:before="0"/>
-      </w:pPr>
       <w:r>
-        <w:rPr>
-          <w:b w:val="0"/>
-          <w:i w:val="0"/>
-          <w:sz w:val="22"/>
-        </w:rPr>
-        <w:t>(b) Folic acid</w:t>
+        <w:t xml:space="preserve">Solution: Selling price = 120% of cost price. Cost price = 720 ÷ 1.2 = ₹600.</w:t>
       </w:r>
     </w:p>
     <w:p>
-      <w:pPr>
-        <w:spacing w:after="0" w:before="0"/>
-      </w:pPr>
       <w:r>
-        <w:rPr>
-          <w:b w:val="0"/>
-          <w:i w:val="0"/>
-          <w:sz w:val="22"/>
-        </w:rPr>
-        <w:t>(c) Citric acid</w:t>
+        <w:t xml:space="preserve">Positive Marks: 1</w:t>
       </w:r>
     </w:p>
     <w:p>
-      <w:pPr>
-        <w:spacing w:after="0" w:before="0"/>
-      </w:pPr>
       <w:r>
-        <w:rPr>
-          <w:b w:val="0"/>
-          <w:i w:val="0"/>
-          <w:sz w:val="22"/>
-        </w:rPr>
-        <w:t>(d) Lactic acid</w:t>
+        <w:t xml:space="preserve">Negative Marks: 0.25</w:t>
       </w:r>
     </w:p>
     <w:p>
-      <w:pPr>
-        <w:spacing w:after="0" w:before="40"/>
-      </w:pPr>
       <w:r>
-        <w:rPr>
-          <w:b/>
-          <w:i w:val="0"/>
-          <w:sz w:val="22"/>
-        </w:rPr>
-        <w:t>Answer: a</w:t>
+        <w:t xml:space="preserve"/>
       </w:r>
     </w:p>
     <w:p>
-      <w:pPr>
-        <w:spacing w:after="0" w:before="0"/>
-      </w:pPr>
       <w:r>
-        <w:rPr>
-          <w:b w:val="0"/>
-          <w:i w:val="0"/>
-          <w:sz w:val="21"/>
-        </w:rPr>
-        <w:t>Solution: Vitamin C is ascorbic acid, a water-soluble vitamin essential for collagen synthesis and immunity. Folic acid is vitamin B9, and citric/lactic acids are organic acids.</w:t>
+        <w:t xml:space="preserve">Question: What is the full form of "USB"?</w:t>
       </w:r>
     </w:p>
     <w:p>
-      <w:pPr>
-        <w:spacing w:after="0" w:before="0"/>
-      </w:pPr>
       <w:r>
-        <w:rPr>
-          <w:b w:val="0"/>
-          <w:i w:val="0"/>
-          <w:sz w:val="20"/>
-        </w:rPr>
-        <w:t>Positive Marks: 1</w:t>
+        <w:t xml:space="preserve">(a) Universal Serial Bus</w:t>
       </w:r>
     </w:p>
     <w:p>
-      <w:pPr>
-        <w:spacing w:after="160" w:before="0"/>
-      </w:pPr>
       <w:r>
-        <w:rPr>
-          <w:b w:val="0"/>
-          <w:i w:val="0"/>
-          <w:sz w:val="20"/>
-        </w:rPr>
-        <w:t>Negative Marks: 0.25</w:t>
+        <w:t xml:space="preserve">(b) Unified Serial Bus</w:t>
       </w:r>
     </w:p>
     <w:p>
-      <w:pPr>
-        <w:spacing w:after="40" w:before="120"/>
-      </w:pPr>
       <w:r>
-        <w:rPr>
-          <w:b w:val="0"/>
-          <w:i w:val="0"/>
-          <w:sz w:val="22"/>
-        </w:rPr>
-        <w:t>Question: Sound waves cannot travel through which medium?</w:t>
+        <w:t xml:space="preserve">(c) Universal System Bus</w:t>
       </w:r>
     </w:p>
     <w:p>
-      <w:pPr>
-        <w:spacing w:after="0" w:before="0"/>
-      </w:pPr>
       <w:r>
-        <w:rPr>
-          <w:b w:val="0"/>
-          <w:i w:val="0"/>
-          <w:sz w:val="22"/>
-        </w:rPr>
-        <w:t>(a) Vacuum</w:t>
+        <w:t xml:space="preserve">(d) Universal Service Bus</w:t>
       </w:r>
     </w:p>
     <w:p>
-      <w:pPr>
-        <w:spacing w:after="0" w:before="0"/>
-      </w:pPr>
       <w:r>
-        <w:rPr>
-          <w:b w:val="0"/>
-          <w:i w:val="0"/>
-          <w:sz w:val="22"/>
-        </w:rPr>
-        <w:t>(b) Air</w:t>
+        <w:t xml:space="preserve">Answer: a</w:t>
       </w:r>
     </w:p>
     <w:p>
-      <w:pPr>
-        <w:spacing w:after="0" w:before="0"/>
-      </w:pPr>
       <w:r>
-        <w:rPr>
-          <w:b w:val="0"/>
-          <w:i w:val="0"/>
-          <w:sz w:val="22"/>
-        </w:rPr>
-        <w:t>(c) Water</w:t>
+        <w:t xml:space="preserve">Solution: USB stands for Universal Serial Bus — a standard for connecting devices like keyboards, drives, and phones to computers.</w:t>
       </w:r>
     </w:p>
     <w:p>
-      <w:pPr>
-        <w:spacing w:after="0" w:before="0"/>
-      </w:pPr>
       <w:r>
-        <w:rPr>
-          <w:b w:val="0"/>
-          <w:i w:val="0"/>
-          <w:sz w:val="22"/>
-        </w:rPr>
-        <w:t>(d) Steel</w:t>
+        <w:t xml:space="preserve">Positive Marks: 1</w:t>
       </w:r>
     </w:p>
     <w:p>
-      <w:pPr>
-        <w:spacing w:after="0" w:before="40"/>
-      </w:pPr>
       <w:r>
-        <w:rPr>
-          <w:b/>
-          <w:i w:val="0"/>
-          <w:sz w:val="22"/>
-        </w:rPr>
-        <w:t>Answer: a</w:t>
+        <w:t xml:space="preserve">Negative Marks: 0.25</w:t>
       </w:r>
     </w:p>
     <w:p>
-      <w:pPr>
-        <w:spacing w:after="0" w:before="0"/>
-      </w:pPr>
       <w:r>
-        <w:rPr>
-          <w:b w:val="0"/>
-          <w:i w:val="0"/>
-          <w:sz w:val="21"/>
-        </w:rPr>
-        <w:t>Solution: Sound needs a material medium; it cannot travel through a vacuum. It travels fastest in solids like steel, then liquids, then air.</w:t>
+        <w:t xml:space="preserve"/>
       </w:r>
     </w:p>
     <w:p>
-      <w:pPr>
-        <w:spacing w:after="0" w:before="0"/>
-      </w:pPr>
       <w:r>
-        <w:rPr>
-          <w:b w:val="0"/>
-          <w:i w:val="0"/>
-          <w:sz w:val="20"/>
-        </w:rPr>
-        <w:t>Positive Marks: 1</w:t>
+        <w:t xml:space="preserve">Question: The "Land of the Thunder Dragon" refers to which country?</w:t>
       </w:r>
     </w:p>
     <w:p>
-      <w:pPr>
-        <w:spacing w:after="160" w:before="0"/>
-      </w:pPr>
       <w:r>
-        <w:rPr>
-          <w:b w:val="0"/>
-          <w:i w:val="0"/>
-          <w:sz w:val="20"/>
-        </w:rPr>
-        <w:t>Negative Marks: 0.25</w:t>
+        <w:t xml:space="preserve">(a) Bhutan</w:t>
       </w:r>
     </w:p>
     <w:p>
-      <w:pPr>
-        <w:spacing w:after="40" w:before="120"/>
-      </w:pPr>
       <w:r>
-        <w:rPr>
-          <w:b w:val="0"/>
-          <w:i w:val="0"/>
-          <w:sz w:val="22"/>
-        </w:rPr>
-        <w:t>Question: Which part of the plant is mainly responsible for photosynthesis?</w:t>
+        <w:t xml:space="preserve">(b) Nepal</w:t>
       </w:r>
     </w:p>
     <w:p>
-      <w:pPr>
-        <w:spacing w:after="0" w:before="0"/>
-      </w:pPr>
       <w:r>
-        <w:rPr>
-          <w:b w:val="0"/>
-          <w:i w:val="0"/>
-          <w:sz w:val="22"/>
-        </w:rPr>
-        <w:t>(a) Leaf</w:t>
+        <w:t xml:space="preserve">(c) Sri Lanka</w:t>
       </w:r>
     </w:p>
     <w:p>
-      <w:pPr>
-        <w:spacing w:after="0" w:before="0"/>
-      </w:pPr>
       <w:r>
-        <w:rPr>
-          <w:b w:val="0"/>
-          <w:i w:val="0"/>
-          <w:sz w:val="22"/>
-        </w:rPr>
-        <w:t>(b) Root</w:t>
+        <w:t xml:space="preserve">(d) Myanmar</w:t>
       </w:r>
     </w:p>
     <w:p>
-      <w:pPr>
-        <w:spacing w:after="0" w:before="0"/>
-      </w:pPr>
       <w:r>
-        <w:rPr>
-          <w:b w:val="0"/>
-          <w:i w:val="0"/>
-          <w:sz w:val="22"/>
-        </w:rPr>
-        <w:t>(c) Stem</w:t>
+        <w:t xml:space="preserve">Answer: a</w:t>
       </w:r>
     </w:p>
     <w:p>
-      <w:pPr>
-        <w:spacing w:after="0" w:before="0"/>
-      </w:pPr>
       <w:r>
-        <w:rPr>
-          <w:b w:val="0"/>
-          <w:i w:val="0"/>
-          <w:sz w:val="22"/>
-        </w:rPr>
-        <w:t>(d) Flower</w:t>
+        <w:t xml:space="preserve">Solution: Bhutan is called the "Land of the Thunder Dragon" (Druk Yul), reflecting the thunder that rolls through its mountains.</w:t>
       </w:r>
     </w:p>
     <w:p>
-      <w:pPr>
-        <w:spacing w:after="0" w:before="40"/>
-      </w:pPr>
       <w:r>
-        <w:rPr>
-          <w:b/>
-          <w:i w:val="0"/>
-          <w:sz w:val="22"/>
-        </w:rPr>
-        <w:t>Answer: a</w:t>
+        <w:t xml:space="preserve">Positive Marks: 1</w:t>
       </w:r>
     </w:p>
     <w:p>
-      <w:pPr>
-        <w:spacing w:after="0" w:before="0"/>
-      </w:pPr>
       <w:r>
-        <w:rPr>
-          <w:b w:val="0"/>
-          <w:i w:val="0"/>
-          <w:sz w:val="21"/>
-        </w:rPr>
-        <w:t>Solution: The leaf contains chlorophyll in chloroplasts, where photosynthesis occurs. Roots absorb water, stems transport, and flowers reproduce.</w:t>
+        <w:t xml:space="preserve">Negative Marks: 0.25</w:t>
       </w:r>
     </w:p>
     <w:p>
-      <w:pPr>
-        <w:spacing w:after="0" w:before="0"/>
-      </w:pPr>
       <w:r>
-        <w:rPr>
-          <w:b w:val="0"/>
-          <w:i w:val="0"/>
-          <w:sz w:val="20"/>
-        </w:rPr>
-        <w:t>Positive Marks: 1</w:t>
+        <w:t xml:space="preserve"/>
       </w:r>
     </w:p>
     <w:p>
-      <w:pPr>
-        <w:spacing w:after="160" w:before="0"/>
-      </w:pPr>
       <w:r>
-        <w:rPr>
-          <w:b w:val="0"/>
-          <w:i w:val="0"/>
-          <w:sz w:val="20"/>
-        </w:rPr>
-        <w:t>Negative Marks: 0.25</w:t>
+        <w:t xml:space="preserve">Question: What is the value of 5! (5 factorial)?</w:t>
+      </w:r>
+    </w:p>
+    <w:p>
+      <w:r>
+        <w:t xml:space="preserve">(a) 120</w:t>
+      </w:r>
+    </w:p>
+    <w:p>
+      <w:r>
+        <w:t xml:space="preserve">(b) 25</w:t>
+      </w:r>
+    </w:p>
+    <w:p>
+      <w:r>
+        <w:t xml:space="preserve">(c) 60</w:t>
+      </w:r>
+    </w:p>
+    <w:p>
+      <w:r>
+        <w:t xml:space="preserve">(d) 100</w:t>
+      </w:r>
+    </w:p>
+    <w:p>
+      <w:r>
+        <w:t xml:space="preserve">Answer: a</w:t>
+      </w:r>
+    </w:p>
+    <w:p>
+      <w:r>
+        <w:t xml:space="preserve">Solution: 5! = 5 × 4 × 3 × 2 × 1 = 120.</w:t>
+      </w:r>
+    </w:p>
+    <w:p>
+      <w:r>
+        <w:t xml:space="preserve">Positive Marks: 1</w:t>
+      </w:r>
+    </w:p>
+    <w:p>
+      <w:r>
+        <w:t xml:space="preserve">Negative Marks: 0.25</w:t>
+      </w:r>
+    </w:p>
+    <w:p>
+      <w:r>
+        <w:t xml:space="preserve"/>
+      </w:r>
+    </w:p>
+    <w:p>
+      <w:r>
+        <w:t xml:space="preserve">Question: Which of the following keys is used to take a screenshot of the entire screen on a Windows computer?</w:t>
+      </w:r>
+    </w:p>
+    <w:p>
+      <w:r>
+        <w:t xml:space="preserve">(a) Print Screen (PrtScn)</w:t>
+      </w:r>
+    </w:p>
+    <w:p>
+      <w:r>
+        <w:t xml:space="preserve">(b) Enter</w:t>
+      </w:r>
+    </w:p>
+    <w:p>
+      <w:r>
+        <w:t xml:space="preserve">(c) Backspace</w:t>
+      </w:r>
+    </w:p>
+    <w:p>
+      <w:r>
+        <w:t xml:space="preserve">(d) Caps Lock</w:t>
+      </w:r>
+    </w:p>
+    <w:p>
+      <w:r>
+        <w:t xml:space="preserve">Answer: a</w:t>
+      </w:r>
+    </w:p>
+    <w:p>
+      <w:r>
+        <w:t xml:space="preserve">Solution: The Print Screen (PrtScn) key captures the screen image, which can be pasted into an editor. Other keys serve different functions.</w:t>
+      </w:r>
+    </w:p>
+    <w:p>
+      <w:r>
+        <w:t xml:space="preserve">Positive Marks: 1</w:t>
+      </w:r>
+    </w:p>
+    <w:p>
+      <w:r>
+        <w:t xml:space="preserve">Negative Marks: 0.25</w:t>
       </w:r>
     </w:p>
     <w:sectPr>
       <w:pgSz w:w="12240" w:h="15840"/>
-      <w:pgMar w:top="864" w:right="1008" w:bottom="864" w:left="1008" w:header="720" w:footer="720" w:gutter="0"/>
+      <w:pgMar w:top="1440" w:right="1800" w:bottom="1440" w:left="1800" w:header="720" w:footer="720" w:gutter="0"/>
       <w:cols w:space="720"/>
       <w:docGrid w:linePitch="360"/>
     </w:sectPr>
@@ -2715,10 +1365,6 @@
     <w:name w:val="Normal"/>
     <w:qFormat/>
     <w:rsid w:val="00FC693F"/>
-    <w:rPr>
-      <w:rFonts w:ascii="Calibri" w:hAnsi="Calibri"/>
-      <w:sz w:val="22"/>
-    </w:rPr>
   </w:style>
   <w:style w:type="paragraph" w:styleId="Header">
     <w:name w:val="header"/>
